--- a/templates/docx/BAP.docx
+++ b/templates/docx/BAP.docx
@@ -832,30 +832,6 @@
               <w:t xml:space="preserve"> </w:t>
             </w:r>
           </w:p>
-          <w:p>
-            <w:pPr>
-              <w:spacing w:after="0" w:line="360" w:lineRule="auto"/>
-              <w:jc w:val="center"/>
-              <w:rPr>
-                <w:rFonts w:ascii="Arial" w:cs="Arial" w:eastAsia="Arial" w:hAnsi="Arial"/>
-                <w:b w:val="1"/>
-                <w:bCs w:val="1"/>
-                <w:sz w:val="20"/>
-                <w:szCs w:val="20"/>
-              </w:rPr>
-            </w:pPr>
-            <w:r>
-              <w:rPr>
-                <w:rFonts w:ascii="Arial" w:cs="Arial" w:eastAsia="Arial" w:hAnsi="Arial"/>
-                <w:b w:val="1"/>
-                <w:bCs w:val="1"/>
-                <w:sz w:val="20"/>
-                <w:szCs w:val="20"/>
-                <w:rtl w:val="0"/>
-              </w:rPr>
-              <w:t>{ttdPelanggan}</w:t>
-            </w:r>
-          </w:p>
         </w:tc>
         <w:tc>
           <w:tcPr>
@@ -987,30 +963,6 @@
                 <w:rtl w:val="0"/>
               </w:rPr>
               <w:t xml:space="preserve"> </w:t>
-            </w:r>
-          </w:p>
-          <w:p>
-            <w:pPr>
-              <w:spacing w:after="0" w:line="360" w:lineRule="auto"/>
-              <w:jc w:val="center"/>
-              <w:rPr>
-                <w:rFonts w:ascii="Arial" w:cs="Arial" w:eastAsia="Arial" w:hAnsi="Arial"/>
-                <w:b w:val="1"/>
-                <w:bCs w:val="1"/>
-                <w:sz w:val="20"/>
-                <w:szCs w:val="20"/>
-              </w:rPr>
-            </w:pPr>
-            <w:r>
-              <w:rPr>
-                <w:rFonts w:ascii="Arial" w:cs="Arial" w:eastAsia="Arial" w:hAnsi="Arial"/>
-                <w:b w:val="1"/>
-                <w:bCs w:val="1"/>
-                <w:sz w:val="20"/>
-                <w:szCs w:val="20"/>
-                <w:rtl w:val="0"/>
-              </w:rPr>
-              <w:t xml:space="preserve">Nadhif Ahmad Dhialdien</w:t>
             </w:r>
           </w:p>
         </w:tc>

--- a/templates/docx/BAP.docx
+++ b/templates/docx/BAP.docx
@@ -745,93 +745,6 @@
               <w:t>{instansiPelanggan}</w:t>
             </w:r>
           </w:p>
-          <w:p>
-            <w:pPr>
-              <w:spacing w:after="0" w:line="360" w:lineRule="auto"/>
-              <w:jc w:val="center"/>
-              <w:rPr>
-                <w:rFonts w:ascii="Arial" w:cs="Arial" w:eastAsia="Arial" w:hAnsi="Arial"/>
-                <w:sz w:val="20"/>
-                <w:szCs w:val="20"/>
-              </w:rPr>
-            </w:pPr>
-            <w:r>
-              <w:rPr>
-                <w:rFonts w:ascii="Arial" w:cs="Arial" w:eastAsia="Arial" w:hAnsi="Arial"/>
-                <w:sz w:val="20"/>
-                <w:szCs w:val="20"/>
-                <w:rtl w:val="0"/>
-              </w:rPr>
-              <w:t xml:space="preserve"> </w:t>
-            </w:r>
-          </w:p>
-          <w:p>
-            <w:pPr>
-              <w:spacing w:after="0" w:line="360" w:lineRule="auto"/>
-              <w:jc w:val="center"/>
-              <w:rPr>
-                <w:rFonts w:ascii="Arial" w:cs="Arial" w:eastAsia="Arial" w:hAnsi="Arial"/>
-                <w:sz w:val="20"/>
-                <w:szCs w:val="20"/>
-              </w:rPr>
-            </w:pPr>
-            <w:r>
-              <w:rPr>
-                <w:rFonts w:ascii="Arial" w:cs="Arial" w:eastAsia="Arial" w:hAnsi="Arial"/>
-                <w:sz w:val="20"/>
-                <w:szCs w:val="20"/>
-                <w:rtl w:val="0"/>
-              </w:rPr>
-              <w:t xml:space="preserve"> </w:t>
-            </w:r>
-          </w:p>
-          <w:p>
-            <w:pPr>
-              <w:spacing w:after="0" w:line="360" w:lineRule="auto"/>
-              <w:rPr>
-                <w:rFonts w:ascii="Arial" w:cs="Arial" w:eastAsia="Arial" w:hAnsi="Arial"/>
-                <w:b w:val="1"/>
-                <w:bCs w:val="1"/>
-                <w:sz w:val="20"/>
-                <w:szCs w:val="20"/>
-              </w:rPr>
-            </w:pPr>
-            <w:r>
-              <w:rPr>
-                <w:rFonts w:ascii="Arial" w:cs="Arial" w:eastAsia="Arial" w:hAnsi="Arial"/>
-                <w:b w:val="1"/>
-                <w:bCs w:val="1"/>
-                <w:sz w:val="20"/>
-                <w:szCs w:val="20"/>
-                <w:rtl w:val="0"/>
-              </w:rPr>
-              <w:t xml:space="preserve"> </w:t>
-            </w:r>
-          </w:p>
-          <w:p>
-            <w:pPr>
-              <w:spacing w:after="0" w:line="360" w:lineRule="auto"/>
-              <w:jc w:val="center"/>
-              <w:rPr>
-                <w:rFonts w:ascii="Arial" w:cs="Arial" w:eastAsia="Arial" w:hAnsi="Arial"/>
-                <w:b w:val="1"/>
-                <w:bCs w:val="1"/>
-                <w:sz w:val="20"/>
-                <w:szCs w:val="20"/>
-              </w:rPr>
-            </w:pPr>
-            <w:r>
-              <w:rPr>
-                <w:rFonts w:ascii="Arial" w:cs="Arial" w:eastAsia="Arial" w:hAnsi="Arial"/>
-                <w:b w:val="1"/>
-                <w:bCs w:val="1"/>
-                <w:sz w:val="20"/>
-                <w:szCs w:val="20"/>
-                <w:rtl w:val="0"/>
-              </w:rPr>
-              <w:t xml:space="preserve"> </w:t>
-            </w:r>
-          </w:p>
         </w:tc>
         <w:tc>
           <w:tcPr>
@@ -871,98 +784,13 @@
             </w:r>
           </w:p>
           <w:p>
-            <w:pPr>
-              <w:spacing w:after="0" w:line="360" w:lineRule="auto"/>
-              <w:jc w:val="center"/>
-              <w:rPr>
-                <w:rFonts w:ascii="Arial" w:cs="Arial" w:eastAsia="Arial" w:hAnsi="Arial"/>
-                <w:b w:val="1"/>
-                <w:bCs w:val="1"/>
-                <w:sz w:val="20"/>
-                <w:szCs w:val="20"/>
-              </w:rPr>
-            </w:pPr>
             <w:r>
-              <w:rPr>
-                <w:rFonts w:ascii="Arial" w:cs="Arial" w:eastAsia="Arial" w:hAnsi="Arial"/>
-                <w:b w:val="1"/>
-                <w:bCs w:val="1"/>
-                <w:sz w:val="20"/>
-                <w:szCs w:val="20"/>
-                <w:rtl w:val="0"/>
-              </w:rPr>
-              <w:t xml:space="preserve"> </w:t>
+              <w:t>{%ttd}</w:t>
             </w:r>
           </w:p>
           <w:p>
-            <w:pPr>
-              <w:spacing w:after="0" w:line="360" w:lineRule="auto"/>
-              <w:rPr>
-                <w:rFonts w:ascii="Arial" w:cs="Arial" w:eastAsia="Arial" w:hAnsi="Arial"/>
-                <w:b w:val="1"/>
-                <w:bCs w:val="1"/>
-                <w:sz w:val="20"/>
-                <w:szCs w:val="20"/>
-              </w:rPr>
-            </w:pPr>
             <w:r>
-              <w:rPr>
-                <w:rFonts w:ascii="Arial" w:cs="Arial" w:eastAsia="Arial" w:hAnsi="Arial"/>
-                <w:b w:val="1"/>
-                <w:bCs w:val="1"/>
-                <w:sz w:val="20"/>
-                <w:szCs w:val="20"/>
-                <w:rtl w:val="0"/>
-              </w:rPr>
-              <w:t xml:space="preserve"> </w:t>
-            </w:r>
-          </w:p>
-          <w:p>
-            <w:pPr>
-              <w:spacing w:after="0" w:line="360" w:lineRule="auto"/>
-              <w:jc w:val="center"/>
-              <w:rPr>
-                <w:rFonts w:ascii="Arial" w:cs="Arial" w:eastAsia="Arial" w:hAnsi="Arial"/>
-                <w:b w:val="1"/>
-                <w:bCs w:val="1"/>
-                <w:sz w:val="20"/>
-                <w:szCs w:val="20"/>
-              </w:rPr>
-            </w:pPr>
-            <w:r>
-              <w:rPr>
-                <w:rFonts w:ascii="Arial" w:cs="Arial" w:eastAsia="Arial" w:hAnsi="Arial"/>
-                <w:b w:val="1"/>
-                <w:bCs w:val="1"/>
-                <w:sz w:val="20"/>
-                <w:szCs w:val="20"/>
-                <w:rtl w:val="0"/>
-              </w:rPr>
-              <w:t xml:space="preserve"> </w:t>
-            </w:r>
-          </w:p>
-          <w:p>
-            <w:pPr>
-              <w:spacing w:after="0" w:line="360" w:lineRule="auto"/>
-              <w:jc w:val="center"/>
-              <w:rPr>
-                <w:rFonts w:ascii="Arial" w:cs="Arial" w:eastAsia="Arial" w:hAnsi="Arial"/>
-                <w:b w:val="1"/>
-                <w:bCs w:val="1"/>
-                <w:sz w:val="20"/>
-                <w:szCs w:val="20"/>
-              </w:rPr>
-            </w:pPr>
-            <w:r>
-              <w:rPr>
-                <w:rFonts w:ascii="Arial" w:cs="Arial" w:eastAsia="Arial" w:hAnsi="Arial"/>
-                <w:b w:val="1"/>
-                <w:bCs w:val="1"/>
-                <w:sz w:val="20"/>
-                <w:szCs w:val="20"/>
-                <w:rtl w:val="0"/>
-              </w:rPr>
-              <w:t xml:space="preserve"> </w:t>
+              <w:t>{%stempel}</w:t>
             </w:r>
           </w:p>
         </w:tc>

--- a/templates/docx/BAP.docx
+++ b/templates/docx/BAP.docx
@@ -745,6 +745,15 @@
               <w:t>{instansiPelanggan}</w:t>
             </w:r>
           </w:p>
+          <w:p>
+            <w:r>
+              <w:rPr>
+                <w:b/>
+                <w:u w:val="single"/>
+              </w:rPr>
+              <w:t>( {namaWakilPelanggan} )</w:t>
+            </w:r>
+          </w:p>
         </w:tc>
         <w:tc>
           <w:tcPr>
@@ -791,6 +800,15 @@
           <w:p>
             <w:r>
               <w:t>{%stempel}</w:t>
+            </w:r>
+          </w:p>
+          <w:p>
+            <w:r>
+              <w:rPr>
+                <w:b/>
+                <w:u w:val="single"/>
+              </w:rPr>
+              <w:t>( {namaWakilIcon} )</w:t>
             </w:r>
           </w:p>
         </w:tc>

--- a/templates/docx/BAP.docx
+++ b/templates/docx/BAP.docx
@@ -229,11 +229,13 @@
                 <w:szCs w:val="20"/>
                 <w:rtl w:val="0"/>
               </w:rPr>
-              <w:t>No Sales Order</w:t>
+              <w:t xml:space="preserve">No Sales Order         </w:t>
+              <w:tab/>
+              <w:t xml:space="preserve">         </w:t>
               <w:tab/>
               <w:t>: {noSalesOrder}</w:t>
               <w:br/>
-              <w:t>Nama Pelanggan</w:t>
+              <w:t xml:space="preserve">Nama Pelanggan                   </w:t>
               <w:tab/>
               <w:t>: {namaPelanggan}</w:t>
             </w:r>

--- a/templates/docx/BAP.docx
+++ b/templates/docx/BAP.docx
@@ -234,7 +234,25 @@
               <w:t xml:space="preserve">         </w:t>
               <w:tab/>
               <w:t>: {noSalesOrder}</w:t>
-              <w:br/>
+            </w:r>
+          </w:p>
+          <w:p>
+            <w:pPr>
+              <w:spacing w:after="0" w:before="0" w:line="360" w:lineRule="auto"/>
+              <w:rPr>
+                <w:rFonts w:ascii="Arial" w:cs="Arial" w:eastAsia="Arial" w:hAnsi="Arial"/>
+                <w:sz w:val="20"/>
+                <w:szCs w:val="20"/>
+              </w:rPr>
+              <w:ind w:left="2880" w:hanging="2880"/>
+            </w:pPr>
+            <w:r>
+              <w:rPr>
+                <w:rFonts w:ascii="Arial" w:cs="Arial" w:eastAsia="Arial" w:hAnsi="Arial"/>
+                <w:sz w:val="20"/>
+                <w:szCs w:val="20"/>
+                <w:rtl w:val="0"/>
+              </w:rPr>
               <w:t xml:space="preserve">Nama Pelanggan                   </w:t>
               <w:tab/>
               <w:t>: {namaPelanggan}</w:t>

--- a/templates/docx/BAP.docx
+++ b/templates/docx/BAP.docx
@@ -239,12 +239,12 @@
           <w:p>
             <w:pPr>
               <w:spacing w:after="0" w:before="0" w:line="360" w:lineRule="auto"/>
-              <w:rPr>
-                <w:rFonts w:ascii="Arial" w:cs="Arial" w:eastAsia="Arial" w:hAnsi="Arial"/>
-                <w:sz w:val="20"/>
-                <w:szCs w:val="20"/>
-              </w:rPr>
               <w:ind w:left="2880" w:hanging="2880"/>
+              <w:rPr>
+                <w:rFonts w:ascii="Arial" w:cs="Arial" w:eastAsia="Arial" w:hAnsi="Arial"/>
+                <w:sz w:val="20"/>
+                <w:szCs w:val="20"/>
+              </w:rPr>
             </w:pPr>
             <w:r>
               <w:rPr>

--- a/templates/docx/BAP.docx
+++ b/templates/docx/BAP.docx
@@ -936,7 +936,7 @@
           </w:p>
           <w:p>
             <w:pPr>
-              <w:spacing w:after="0" w:before="0" w:line="360" w:lineRule="auto"/>
+              <w:spacing w:after="680" w:before="0" w:line="360" w:lineRule="auto"/>
               <w:jc w:val="center"/>
               <w:rPr>
                 <w:rFonts w:ascii="Arial" w:cs="Arial" w:eastAsia="Arial" w:hAnsi="Arial"/>
@@ -957,18 +957,6 @@
               </w:rPr>
               <w:t>{%ttd}</w:t>
             </w:r>
-          </w:p>
-          <w:p>
-            <w:pPr>
-              <w:spacing w:after="0" w:before="0" w:line="360" w:lineRule="auto"/>
-              <w:rPr>
-                <w:rFonts w:ascii="Arial" w:cs="Arial" w:eastAsia="Arial" w:hAnsi="Arial"/>
-                <w:b w:val="1"/>
-                <w:bCs w:val="1"/>
-                <w:sz w:val="20"/>
-                <w:szCs w:val="20"/>
-              </w:rPr>
-            </w:pPr>
             <w:r>
               <w:rPr>
                 <w:rFonts w:ascii="Arial" w:cs="Arial" w:eastAsia="Arial" w:hAnsi="Arial"/>

--- a/templates/docx/BAP.docx
+++ b/templates/docx/BAP.docx
@@ -784,7 +784,7 @@
           </w:p>
           <w:p>
             <w:pPr>
-              <w:spacing w:after="0" w:before="0" w:line="360" w:lineRule="auto"/>
+              <w:spacing w:after="680" w:before="0" w:line="360" w:lineRule="auto"/>
               <w:jc w:val="center"/>
               <w:rPr>
                 <w:rFonts w:ascii="Arial" w:cs="Arial" w:eastAsia="Arial" w:hAnsi="Arial"/>
@@ -825,30 +825,6 @@
           <w:p>
             <w:pPr>
               <w:spacing w:after="0" w:before="0" w:line="360" w:lineRule="auto"/>
-              <w:rPr>
-                <w:rFonts w:ascii="Arial" w:cs="Arial" w:eastAsia="Arial" w:hAnsi="Arial"/>
-                <w:b w:val="1"/>
-                <w:bCs w:val="1"/>
-                <w:sz w:val="20"/>
-                <w:szCs w:val="20"/>
-              </w:rPr>
-            </w:pPr>
-            <w:r>
-              <w:rPr>
-                <w:rFonts w:ascii="Arial" w:cs="Arial" w:eastAsia="Arial" w:hAnsi="Arial"/>
-                <w:b w:val="1"/>
-                <w:bCs w:val="1"/>
-                <w:sz w:val="20"/>
-                <w:szCs w:val="20"/>
-                <w:rtl w:val="0"/>
-              </w:rPr>
-              <w:t xml:space="preserve"> </w:t>
-            </w:r>
-          </w:p>
-          <w:p>
-            <w:pPr>
-              <w:spacing w:after="0" w:before="0" w:line="360" w:lineRule="auto"/>
-              <w:jc w:val="center"/>
               <w:rPr>
                 <w:rFonts w:ascii="Arial" w:cs="Arial" w:eastAsia="Arial" w:hAnsi="Arial"/>
                 <w:b w:val="1"/>
